--- a/常見的AI應用/實戰範例/SQE品保會議與表單自動化/FR-MR09_會議記錄表_已完成.docx
+++ b/常見的AI應用/實戰範例/SQE品保會議與表單自動化/FR-MR09_會議記錄表_已完成.docx
@@ -33,12 +33,6 @@
           <w:tcPr>
             <w:tcW w:type="dxa" w:w="2484"/>
             <w:shd w:fill="EDF2F7"/>
-            <w:tcMar>
-              <w:top w:w="80" w:type="dxa"/>
-              <w:bottom w:w="80" w:type="dxa"/>
-              <w:left w:w="100" w:type="dxa"/>
-              <w:right w:w="100" w:type="dxa"/>
-            </w:tcMar>
           </w:tcPr>
           <w:p>
             <w:r>
@@ -53,17 +47,12 @@
         <w:tc>
           <w:tcPr>
             <w:tcW w:type="dxa" w:w="2484"/>
-            <w:tcMar>
-              <w:top w:w="80" w:type="dxa"/>
-              <w:bottom w:w="80" w:type="dxa"/>
-              <w:left w:w="100" w:type="dxa"/>
-              <w:right w:w="100" w:type="dxa"/>
-            </w:tcMar>
           </w:tcPr>
           <w:p>
             <w:r>
               <w:rPr>
                 <w:rFonts w:ascii="微軟正黑體" w:hAnsi="微軟正黑體"/>
+                <w:color w:val="2B4C7E"/>
               </w:rPr>
               <w:t>2026年08月13日</w:t>
             </w:r>
@@ -73,12 +62,6 @@
           <w:tcPr>
             <w:tcW w:type="dxa" w:w="2484"/>
             <w:shd w:fill="EDF2F7"/>
-            <w:tcMar>
-              <w:top w:w="80" w:type="dxa"/>
-              <w:bottom w:w="80" w:type="dxa"/>
-              <w:left w:w="100" w:type="dxa"/>
-              <w:right w:w="100" w:type="dxa"/>
-            </w:tcMar>
           </w:tcPr>
           <w:p>
             <w:r>
@@ -93,19 +76,14 @@
         <w:tc>
           <w:tcPr>
             <w:tcW w:type="dxa" w:w="2484"/>
-            <w:tcMar>
-              <w:top w:w="80" w:type="dxa"/>
-              <w:bottom w:w="80" w:type="dxa"/>
-              <w:left w:w="100" w:type="dxa"/>
-              <w:right w:w="100" w:type="dxa"/>
-            </w:tcMar>
           </w:tcPr>
           <w:p>
             <w:r>
               <w:rPr>
                 <w:rFonts w:ascii="微軟正黑體" w:hAnsi="微軟正黑體"/>
+                <w:color w:val="2B4C7E"/>
               </w:rPr>
-              <w:t>藍機右殼/黏結凸輪/下齒板異常審查 (M260802)</w:t>
+              <w:t>藍機右殼 / 黏結凸輪 / 下齒板異常審查 (M260802)</w:t>
             </w:r>
           </w:p>
         </w:tc>
@@ -115,12 +93,6 @@
           <w:tcPr>
             <w:tcW w:type="dxa" w:w="2484"/>
             <w:shd w:fill="EDF2F7"/>
-            <w:tcMar>
-              <w:top w:w="80" w:type="dxa"/>
-              <w:bottom w:w="80" w:type="dxa"/>
-              <w:left w:w="100" w:type="dxa"/>
-              <w:right w:w="100" w:type="dxa"/>
-            </w:tcMar>
           </w:tcPr>
           <w:p>
             <w:r>
@@ -135,17 +107,12 @@
         <w:tc>
           <w:tcPr>
             <w:tcW w:type="dxa" w:w="2484"/>
-            <w:tcMar>
-              <w:top w:w="80" w:type="dxa"/>
-              <w:bottom w:w="80" w:type="dxa"/>
-              <w:left w:w="100" w:type="dxa"/>
-              <w:right w:w="100" w:type="dxa"/>
-            </w:tcMar>
           </w:tcPr>
           <w:p>
             <w:r>
               <w:rPr>
                 <w:rFonts w:ascii="微軟正黑體" w:hAnsi="微軟正黑體"/>
+                <w:color w:val="2B4C7E"/>
               </w:rPr>
               <w:t>15:30 ~ 16:06</w:t>
             </w:r>
@@ -155,12 +122,6 @@
           <w:tcPr>
             <w:tcW w:type="dxa" w:w="2484"/>
             <w:shd w:fill="EDF2F7"/>
-            <w:tcMar>
-              <w:top w:w="80" w:type="dxa"/>
-              <w:bottom w:w="80" w:type="dxa"/>
-              <w:left w:w="100" w:type="dxa"/>
-              <w:right w:w="100" w:type="dxa"/>
-            </w:tcMar>
           </w:tcPr>
           <w:p>
             <w:r>
@@ -175,17 +136,12 @@
         <w:tc>
           <w:tcPr>
             <w:tcW w:type="dxa" w:w="2484"/>
-            <w:tcMar>
-              <w:top w:w="80" w:type="dxa"/>
-              <w:bottom w:w="80" w:type="dxa"/>
-              <w:left w:w="100" w:type="dxa"/>
-              <w:right w:w="100" w:type="dxa"/>
-            </w:tcMar>
           </w:tcPr>
           <w:p>
             <w:r>
               <w:rPr>
                 <w:rFonts w:ascii="微軟正黑體" w:hAnsi="微軟正黑體"/>
+                <w:color w:val="2B4C7E"/>
               </w:rPr>
               <w:t>泛源會議室</w:t>
             </w:r>
@@ -197,12 +153,6 @@
           <w:tcPr>
             <w:tcW w:type="dxa" w:w="2484"/>
             <w:shd w:fill="EDF2F7"/>
-            <w:tcMar>
-              <w:top w:w="80" w:type="dxa"/>
-              <w:bottom w:w="80" w:type="dxa"/>
-              <w:left w:w="100" w:type="dxa"/>
-              <w:right w:w="100" w:type="dxa"/>
-            </w:tcMar>
           </w:tcPr>
           <w:p>
             <w:r>
@@ -217,17 +167,12 @@
         <w:tc>
           <w:tcPr>
             <w:tcW w:type="dxa" w:w="2484"/>
-            <w:tcMar>
-              <w:top w:w="80" w:type="dxa"/>
-              <w:bottom w:w="80" w:type="dxa"/>
-              <w:left w:w="100" w:type="dxa"/>
-              <w:right w:w="100" w:type="dxa"/>
-            </w:tcMar>
           </w:tcPr>
           <w:p>
             <w:r>
               <w:rPr>
                 <w:rFonts w:ascii="微軟正黑體" w:hAnsi="微軟正黑體"/>
+                <w:color w:val="2B4C7E"/>
               </w:rPr>
               <w:t>謝華賢 (技術長)</w:t>
             </w:r>
@@ -237,12 +182,6 @@
           <w:tcPr>
             <w:tcW w:type="dxa" w:w="2484"/>
             <w:shd w:fill="EDF2F7"/>
-            <w:tcMar>
-              <w:top w:w="80" w:type="dxa"/>
-              <w:bottom w:w="80" w:type="dxa"/>
-              <w:left w:w="100" w:type="dxa"/>
-              <w:right w:w="100" w:type="dxa"/>
-            </w:tcMar>
           </w:tcPr>
           <w:p>
             <w:r>
@@ -257,17 +196,12 @@
         <w:tc>
           <w:tcPr>
             <w:tcW w:type="dxa" w:w="2484"/>
-            <w:tcMar>
-              <w:top w:w="80" w:type="dxa"/>
-              <w:bottom w:w="80" w:type="dxa"/>
-              <w:left w:w="100" w:type="dxa"/>
-              <w:right w:w="100" w:type="dxa"/>
-            </w:tcMar>
           </w:tcPr>
           <w:p>
             <w:r>
               <w:rPr>
                 <w:rFonts w:ascii="微軟正黑體" w:hAnsi="微軟正黑體"/>
+                <w:color w:val="2B4C7E"/>
               </w:rPr>
               <w:t>楊子賢 (資材處SQE)</w:t>
             </w:r>
@@ -307,6 +241,7 @@
             </w:pPr>
             <w:r>
               <w:rPr>
+                <w:rFonts w:ascii="微軟正黑體" w:hAnsi="微軟正黑體"/>
                 <w:b/>
                 <w:sz w:val="17"/>
               </w:rPr>
@@ -325,6 +260,7 @@
             </w:pPr>
             <w:r>
               <w:rPr>
+                <w:rFonts w:ascii="微軟正黑體" w:hAnsi="微軟正黑體"/>
                 <w:b/>
                 <w:sz w:val="17"/>
               </w:rPr>
@@ -343,6 +279,7 @@
             </w:pPr>
             <w:r>
               <w:rPr>
+                <w:rFonts w:ascii="微軟正黑體" w:hAnsi="微軟正黑體"/>
                 <w:b/>
                 <w:sz w:val="17"/>
               </w:rPr>
@@ -361,6 +298,7 @@
             </w:pPr>
             <w:r>
               <w:rPr>
+                <w:rFonts w:ascii="微軟正黑體" w:hAnsi="微軟正黑體"/>
                 <w:b/>
                 <w:sz w:val="17"/>
               </w:rPr>
@@ -379,6 +317,7 @@
             </w:pPr>
             <w:r>
               <w:rPr>
+                <w:rFonts w:ascii="微軟正黑體" w:hAnsi="微軟正黑體"/>
                 <w:b/>
                 <w:sz w:val="17"/>
               </w:rPr>
@@ -397,6 +336,7 @@
             </w:pPr>
             <w:r>
               <w:rPr>
+                <w:rFonts w:ascii="微軟正黑體" w:hAnsi="微軟正黑體"/>
                 <w:b/>
                 <w:sz w:val="17"/>
               </w:rPr>
@@ -415,6 +355,7 @@
             </w:pPr>
             <w:r>
               <w:rPr>
+                <w:rFonts w:ascii="微軟正黑體" w:hAnsi="微軟正黑體"/>
                 <w:b/>
                 <w:sz w:val="17"/>
               </w:rPr>
@@ -433,6 +374,7 @@
             </w:pPr>
             <w:r>
               <w:rPr>
+                <w:rFonts w:ascii="微軟正黑體" w:hAnsi="微軟正黑體"/>
                 <w:b/>
                 <w:sz w:val="17"/>
               </w:rPr>
@@ -451,6 +393,7 @@
             </w:pPr>
             <w:r>
               <w:rPr>
+                <w:rFonts w:ascii="微軟正黑體" w:hAnsi="微軟正黑體"/>
                 <w:b/>
                 <w:sz w:val="17"/>
               </w:rPr>
@@ -469,6 +412,7 @@
             </w:pPr>
             <w:r>
               <w:rPr>
+                <w:rFonts w:ascii="微軟正黑體" w:hAnsi="微軟正黑體"/>
                 <w:b/>
                 <w:sz w:val="17"/>
               </w:rPr>
@@ -487,6 +431,7 @@
             </w:pPr>
             <w:r>
               <w:rPr>
+                <w:rFonts w:ascii="微軟正黑體" w:hAnsi="微軟正黑體"/>
                 <w:b/>
                 <w:sz w:val="17"/>
               </w:rPr>
@@ -625,235 +570,23 @@
         <w:rPr>
           <w:rFonts w:ascii="微軟正黑體" w:hAnsi="微軟正黑體"/>
           <w:b/>
-          <w:color w:val="2B4C7E"/>
+          <w:color w:val="1A365D"/>
           <w:sz w:val="26"/>
         </w:rPr>
         <w:t>議題 1：藍機右殼 L93XXAR1 外觀泛黃問題討論</w:t>
       </w:r>
     </w:p>
     <w:p>
-      <w:pPr>
-        <w:ind w:left="288"/>
-      </w:pPr>
       <w:r>
         <w:rPr>
           <w:rFonts w:ascii="微軟正黑體" w:hAnsi="微軟正黑體"/>
-          <w:b/>
-          <w:color w:val="2D3748"/>
           <w:sz w:val="21"/>
         </w:rPr>
-        <w:t>【現況描述】</w:t>
+        <w:t>【現況描述】部分庫存零件存在外觀顏色差異與長期存放狀況。其中約 3pcs 貼面板結構外觀泛黃；部分零件外觀白色斑點符合客戶既有同意接收標準。確認不能使用之 13pcs 藍機右殼先行管制。</w:t>
         <w:br/>
-      </w:r>
-      <w:r>
-        <w:rPr>
-          <w:rFonts w:ascii="微軟正黑體" w:hAnsi="微軟正黑體"/>
-          <w:sz w:val="20"/>
-        </w:rPr>
-        <w:t>部分庫存零件存在外觀顏色差異與長期存放狀況。其中約 3pcs 貼面板結構外觀泛黃；部分零件外觀白色斑點符合客戶既有同意接收標準。確認不能使用之 13pcs 藍機右殼先行管制。</w:t>
-      </w:r>
-    </w:p>
-    <w:p>
-      <w:pPr>
-        <w:ind w:left="288"/>
-      </w:pPr>
-      <w:r>
-        <w:rPr>
-          <w:rFonts w:ascii="微軟正黑體" w:hAnsi="微軟正黑體"/>
-          <w:b/>
-          <w:color w:val="2D3748"/>
-          <w:sz w:val="21"/>
-        </w:rPr>
-        <w:t>【品質與營運影響】</w:t>
+        <w:t>【品質與營運影響】不良品扣除後將直接影響原承諾之成套配套物料，若後續維修備品需求增加，恐引發庫存缺料風險。</w:t>
         <w:br/>
-      </w:r>
-      <w:r>
-        <w:rPr>
-          <w:rFonts w:ascii="微軟正黑體" w:hAnsi="微軟正黑體"/>
-          <w:sz w:val="20"/>
-        </w:rPr>
-        <w:t>不良品扣除後將直接影響原承諾之成套配套物料，若後續維修備品需求增加，恐引發庫存缺料風險。</w:t>
-      </w:r>
-    </w:p>
-    <w:p>
-      <w:pPr>
-        <w:ind w:left="288"/>
-      </w:pPr>
-      <w:r>
-        <w:rPr>
-          <w:rFonts w:ascii="微軟正黑體" w:hAnsi="微軟正黑體"/>
-          <w:b/>
-          <w:color w:val="2D3748"/>
-          <w:sz w:val="21"/>
-        </w:rPr>
-        <w:t>【MRB 處置結論】</w:t>
-        <w:br/>
-      </w:r>
-      <w:r>
-        <w:rPr>
-          <w:rFonts w:ascii="微軟正黑體" w:hAnsi="微軟正黑體"/>
-          <w:sz w:val="20"/>
-        </w:rPr>
-        <w:t>已確認泛黃之 13pcs 即刻實施隔離管制，全數納入保留倉；其餘合規庫存加速出貨，並持續監控庫存存放狀況。</w:t>
-      </w:r>
-    </w:p>
-    <w:p>
-      <w:r>
-        <w:rPr>
-          <w:rFonts w:ascii="微軟正黑體" w:hAnsi="微軟正黑體"/>
-          <w:b/>
-          <w:color w:val="2B4C7E"/>
-          <w:sz w:val="26"/>
-        </w:rPr>
-        <w:t>議題 2：黏結凸輪 92XX079 角度公差放寬之組裝功能風險</w:t>
-      </w:r>
-    </w:p>
-    <w:p>
-      <w:pPr>
-        <w:ind w:left="288"/>
-      </w:pPr>
-      <w:r>
-        <w:rPr>
-          <w:rFonts w:ascii="微軟正黑體" w:hAnsi="微軟正黑體"/>
-          <w:b/>
-          <w:color w:val="2D3748"/>
-          <w:sz w:val="21"/>
-        </w:rPr>
-        <w:t>【主要問題與風險】</w:t>
-        <w:br/>
-      </w:r>
-      <w:r>
-        <w:rPr>
-          <w:rFonts w:ascii="微軟正黑體" w:hAnsi="微軟正黑體"/>
-          <w:sz w:val="20"/>
-        </w:rPr>
-        <w:t>原公差為 19° ±0.5°，加工廠商申請放寬至 ±1°。品保評估目前在 ±0.5° 下組裝已有調整困難，若放寬將直接改變開關啟動行程、大幅增加組裝工時，甚至造成售後更換困難。</w:t>
-      </w:r>
-    </w:p>
-    <w:p>
-      <w:pPr>
-        <w:ind w:left="288"/>
-      </w:pPr>
-      <w:r>
-        <w:rPr>
-          <w:rFonts w:ascii="微軟正黑體" w:hAnsi="微軟正黑體"/>
-          <w:b/>
-          <w:color w:val="2D3748"/>
-          <w:sz w:val="21"/>
-        </w:rPr>
-        <w:t>【驗證方案與對照條件】</w:t>
-        <w:br/>
-      </w:r>
-      <w:r>
-        <w:rPr>
-          <w:rFonts w:ascii="微軟正黑體" w:hAnsi="微軟正黑體"/>
-          <w:sz w:val="20"/>
-        </w:rPr>
-        <w:t>暫不直接放寬公差！技術長核定先以 19.5°~20° 角度製作 5pcs 試作件進行對照驗證，比較組裝時間、調整次數、啟動行程與不良率。</w:t>
-      </w:r>
-    </w:p>
-    <w:p>
-      <w:pPr>
-        <w:ind w:left="288"/>
-      </w:pPr>
-      <w:r>
-        <w:rPr>
-          <w:rFonts w:ascii="微軟正黑體" w:hAnsi="微軟正黑體"/>
-          <w:b/>
-          <w:color w:val="2D3748"/>
-          <w:sz w:val="21"/>
-        </w:rPr>
-        <w:t>【MRB 處置結論】</w:t>
-        <w:br/>
-      </w:r>
-      <w:r>
-        <w:rPr>
-          <w:rFonts w:ascii="微軟正黑體" w:hAnsi="微軟正黑體"/>
-          <w:sz w:val="20"/>
-        </w:rPr>
-        <w:t>小批量對照組裝若無顯著差異再評估放寬；若仍影響功能則維持原規格並責令供應商（承化）自費改善；改善未果即啟動備援供應商（竹翔）開模。</w:t>
-      </w:r>
-    </w:p>
-    <w:p>
-      <w:r>
-        <w:rPr>
-          <w:rFonts w:ascii="微軟正黑體" w:hAnsi="微軟正黑體"/>
-          <w:b/>
-          <w:color w:val="2B4C7E"/>
-          <w:sz w:val="26"/>
-        </w:rPr>
-        <w:t>議題 3：黏結下齒板(加工) 93XXAO2 需 80pcs 試作及全製程驗證</w:t>
-      </w:r>
-    </w:p>
-    <w:p>
-      <w:pPr>
-        <w:ind w:left="288"/>
-      </w:pPr>
-      <w:r>
-        <w:rPr>
-          <w:rFonts w:ascii="微軟正黑體" w:hAnsi="微軟正黑體"/>
-          <w:b/>
-          <w:color w:val="2D3748"/>
-          <w:sz w:val="21"/>
-        </w:rPr>
-        <w:t>【現況與製程轉移】</w:t>
-        <w:br/>
-      </w:r>
-      <w:r>
-        <w:rPr>
-          <w:rFonts w:ascii="微軟正黑體" w:hAnsi="微軟正黑體"/>
-          <w:sz w:val="20"/>
-        </w:rPr>
-        <w:t>前期 3pcs 樣品已於鑫將驗證初步合格。原熱處理廠（國泰）有黑痕缺陷，現將熱處理製程轉由鑫將執行。</w:t>
-      </w:r>
-    </w:p>
-    <w:p>
-      <w:pPr>
-        <w:ind w:left="288"/>
-      </w:pPr>
-      <w:r>
-        <w:rPr>
-          <w:rFonts w:ascii="微軟正黑體" w:hAnsi="微軟正黑體"/>
-          <w:b/>
-          <w:color w:val="2D3748"/>
-          <w:sz w:val="21"/>
-        </w:rPr>
-        <w:t>【關鍵品質要求】</w:t>
-        <w:br/>
-      </w:r>
-      <w:r>
-        <w:rPr>
-          <w:rFonts w:ascii="微軟正黑體" w:hAnsi="微軟正黑體"/>
-          <w:sz w:val="20"/>
-        </w:rPr>
-        <w:t>熱處理對齒板尺寸形狀影響甚鉅，不可單看熱處理外觀，必須完整走過「加工 ➔ 熱處理 ➔ 噴砂 ➔ 電鍍 ➔ 最終尺寸與功能檢驗」全製程。</w:t>
-      </w:r>
-    </w:p>
-    <w:p>
-      <w:pPr>
-        <w:ind w:left="288"/>
-      </w:pPr>
-      <w:r>
-        <w:rPr>
-          <w:rFonts w:ascii="微軟正黑體" w:hAnsi="微軟正黑體"/>
-          <w:b/>
-          <w:color w:val="2D3748"/>
-          <w:sz w:val="21"/>
-        </w:rPr>
-        <w:t>【MRB 處置結論】</w:t>
-        <w:br/>
-      </w:r>
-      <w:r>
-        <w:rPr>
-          <w:rFonts w:ascii="微軟正黑體" w:hAnsi="微軟正黑體"/>
-          <w:sz w:val="20"/>
-        </w:rPr>
-        <w:t>核定 80pcs 試作案繼續執行。3pcs 僅為初步驗證，待 80pcs 全製程驗證確認穩定合格後，方能正式作為量產製程依據。</w:t>
-      </w:r>
-    </w:p>
-    <w:p>
-      <w:r>
-        <w:br w:type="page"/>
+        <w:t>【MRB 處置結論】已確認泛黃之 13pcs 即刻實施隔離管制，全數納入保留倉；其餘合規庫存加速出貨，並持續監控庫存存放狀況。</w:t>
       </w:r>
     </w:p>
     <w:p>
@@ -864,7 +597,56 @@
           <w:color w:val="1A365D"/>
           <w:sz w:val="26"/>
         </w:rPr>
-        <w:t>三、 待辦追蹤事項清單 (Action Items)</w:t>
+        <w:t>議題 2：黏結凸輪 92XX079 角度公差放寬之組裝功能風險</w:t>
+      </w:r>
+    </w:p>
+    <w:p>
+      <w:r>
+        <w:rPr>
+          <w:rFonts w:ascii="微軟正黑體" w:hAnsi="微軟正黑體"/>
+          <w:sz w:val="21"/>
+        </w:rPr>
+        <w:t>【主要問題與風險】原公差為 19° ±0.5°，加工廠商申請放寬至 ±1°。品保評估目前在 ±0.5° 下組裝已有調整困難，若放寬將直接改變開關啟動行程、大幅增加組裝工時，甚至造成售後更換困難。</w:t>
+        <w:br/>
+        <w:t>【驗證方案與對照條件】暫不直接放寬公差！技術長核定先以 19.5°~20° 角度製作 5pcs 試作件進行對照驗證，比較組裝時間、調整次數、啟動行程與不良率。</w:t>
+        <w:br/>
+        <w:t>【MRB 處置結論】小批量對照組裝若無顯著差異再評估放寬；若仍影響功能則維持原規格並責令供應商（承化）自費改善；改善未果即啟動備援供應商（竹翔）開模。</w:t>
+      </w:r>
+    </w:p>
+    <w:p>
+      <w:r>
+        <w:rPr>
+          <w:rFonts w:ascii="微軟正黑體" w:hAnsi="微軟正黑體"/>
+          <w:b/>
+          <w:color w:val="1A365D"/>
+          <w:sz w:val="26"/>
+        </w:rPr>
+        <w:t>議題 3：黏結下齒板(加工) 93XXAO2 需 80pcs 試作及全製程驗證</w:t>
+      </w:r>
+    </w:p>
+    <w:p>
+      <w:r>
+        <w:rPr>
+          <w:rFonts w:ascii="微軟正黑體" w:hAnsi="微軟正黑體"/>
+          <w:sz w:val="21"/>
+        </w:rPr>
+        <w:t>【現況與製程轉移】前期 3pcs 樣品已於鑫將驗證初步合格。原熱處理廠（國泰）有黑痕缺陷，現將熱處理製程轉由鑫將執行。</w:t>
+        <w:br/>
+        <w:t>【關鍵品質要求】熱處理對齒板尺寸形狀影響甚鉅，不可單看熱處理外觀，必須完整走過「加工 ➔ 熱處理 ➔ 噴砂 ➔ 電鍍 ➔ 最終尺寸與功能檢驗」全製程。</w:t>
+        <w:br/>
+        <w:t>【MRB 處置結論】核定 80pcs 試作案繼續執行。3pcs 僅為初步驗證，待 80pcs 全製程驗證確認穩定合格後，方能正式作為量產製程依據。</w:t>
+      </w:r>
+    </w:p>
+    <w:p/>
+    <w:p>
+      <w:r>
+        <w:rPr>
+          <w:rFonts w:ascii="微軟正黑體" w:hAnsi="微軟正黑體"/>
+          <w:b/>
+          <w:color w:val="1A365D"/>
+          <w:sz w:val="26"/>
+        </w:rPr>
+        <w:t>待辦追蹤事項（Action Items）</w:t>
       </w:r>
     </w:p>
     <w:tbl>
@@ -962,17 +744,8 @@
           <w:tcPr>
             <w:tcW w:type="dxa" w:w="2484"/>
             <w:shd w:fill="F7FAFC"/>
-            <w:tcMar>
-              <w:top w:w="80" w:type="dxa"/>
-              <w:bottom w:w="80" w:type="dxa"/>
-              <w:left w:w="100" w:type="dxa"/>
-              <w:right w:w="100" w:type="dxa"/>
-            </w:tcMar>
           </w:tcPr>
           <w:p>
-            <w:pPr>
-              <w:jc w:val="center"/>
-            </w:pPr>
             <w:r>
               <w:rPr>
                 <w:rFonts w:ascii="微軟正黑體" w:hAnsi="微軟正黑體"/>
@@ -986,12 +759,6 @@
           <w:tcPr>
             <w:tcW w:type="dxa" w:w="2484"/>
             <w:shd w:fill="F7FAFC"/>
-            <w:tcMar>
-              <w:top w:w="80" w:type="dxa"/>
-              <w:bottom w:w="80" w:type="dxa"/>
-              <w:left w:w="100" w:type="dxa"/>
-              <w:right w:w="100" w:type="dxa"/>
-            </w:tcMar>
           </w:tcPr>
           <w:p>
             <w:r>
@@ -1007,17 +774,8 @@
           <w:tcPr>
             <w:tcW w:type="dxa" w:w="2484"/>
             <w:shd w:fill="F7FAFC"/>
-            <w:tcMar>
-              <w:top w:w="80" w:type="dxa"/>
-              <w:bottom w:w="80" w:type="dxa"/>
-              <w:left w:w="100" w:type="dxa"/>
-              <w:right w:w="100" w:type="dxa"/>
-            </w:tcMar>
           </w:tcPr>
           <w:p>
-            <w:pPr>
-              <w:jc w:val="center"/>
-            </w:pPr>
             <w:r>
               <w:rPr>
                 <w:rFonts w:ascii="微軟正黑體" w:hAnsi="微軟正黑體"/>
@@ -1031,17 +789,8 @@
           <w:tcPr>
             <w:tcW w:type="dxa" w:w="2484"/>
             <w:shd w:fill="F7FAFC"/>
-            <w:tcMar>
-              <w:top w:w="80" w:type="dxa"/>
-              <w:bottom w:w="80" w:type="dxa"/>
-              <w:left w:w="100" w:type="dxa"/>
-              <w:right w:w="100" w:type="dxa"/>
-            </w:tcMar>
           </w:tcPr>
           <w:p>
-            <w:pPr>
-              <w:jc w:val="center"/>
-            </w:pPr>
             <w:r>
               <w:rPr>
                 <w:rFonts w:ascii="微軟正黑體" w:hAnsi="微軟正黑體"/>
@@ -1056,18 +805,8 @@
         <w:tc>
           <w:tcPr>
             <w:tcW w:type="dxa" w:w="2484"/>
-            <w:shd w:fill="FFFFFF"/>
-            <w:tcMar>
-              <w:top w:w="80" w:type="dxa"/>
-              <w:bottom w:w="80" w:type="dxa"/>
-              <w:left w:w="100" w:type="dxa"/>
-              <w:right w:w="100" w:type="dxa"/>
-            </w:tcMar>
           </w:tcPr>
           <w:p>
-            <w:pPr>
-              <w:jc w:val="center"/>
-            </w:pPr>
             <w:r>
               <w:rPr>
                 <w:rFonts w:ascii="微軟正黑體" w:hAnsi="微軟正黑體"/>
@@ -1080,13 +819,6 @@
         <w:tc>
           <w:tcPr>
             <w:tcW w:type="dxa" w:w="2484"/>
-            <w:shd w:fill="FFFFFF"/>
-            <w:tcMar>
-              <w:top w:w="80" w:type="dxa"/>
-              <w:bottom w:w="80" w:type="dxa"/>
-              <w:left w:w="100" w:type="dxa"/>
-              <w:right w:w="100" w:type="dxa"/>
-            </w:tcMar>
           </w:tcPr>
           <w:p>
             <w:r>
@@ -1101,18 +833,8 @@
         <w:tc>
           <w:tcPr>
             <w:tcW w:type="dxa" w:w="2484"/>
-            <w:shd w:fill="FFFFFF"/>
-            <w:tcMar>
-              <w:top w:w="80" w:type="dxa"/>
-              <w:bottom w:w="80" w:type="dxa"/>
-              <w:left w:w="100" w:type="dxa"/>
-              <w:right w:w="100" w:type="dxa"/>
-            </w:tcMar>
           </w:tcPr>
           <w:p>
-            <w:pPr>
-              <w:jc w:val="center"/>
-            </w:pPr>
             <w:r>
               <w:rPr>
                 <w:rFonts w:ascii="微軟正黑體" w:hAnsi="微軟正黑體"/>
@@ -1125,18 +847,8 @@
         <w:tc>
           <w:tcPr>
             <w:tcW w:type="dxa" w:w="2484"/>
-            <w:shd w:fill="FFFFFF"/>
-            <w:tcMar>
-              <w:top w:w="80" w:type="dxa"/>
-              <w:bottom w:w="80" w:type="dxa"/>
-              <w:left w:w="100" w:type="dxa"/>
-              <w:right w:w="100" w:type="dxa"/>
-            </w:tcMar>
           </w:tcPr>
           <w:p>
-            <w:pPr>
-              <w:jc w:val="center"/>
-            </w:pPr>
             <w:r>
               <w:rPr>
                 <w:rFonts w:ascii="微軟正黑體" w:hAnsi="微軟正黑體"/>
@@ -1152,17 +864,8 @@
           <w:tcPr>
             <w:tcW w:type="dxa" w:w="2484"/>
             <w:shd w:fill="F7FAFC"/>
-            <w:tcMar>
-              <w:top w:w="80" w:type="dxa"/>
-              <w:bottom w:w="80" w:type="dxa"/>
-              <w:left w:w="100" w:type="dxa"/>
-              <w:right w:w="100" w:type="dxa"/>
-            </w:tcMar>
           </w:tcPr>
           <w:p>
-            <w:pPr>
-              <w:jc w:val="center"/>
-            </w:pPr>
             <w:r>
               <w:rPr>
                 <w:rFonts w:ascii="微軟正黑體" w:hAnsi="微軟正黑體"/>
@@ -1176,12 +879,6 @@
           <w:tcPr>
             <w:tcW w:type="dxa" w:w="2484"/>
             <w:shd w:fill="F7FAFC"/>
-            <w:tcMar>
-              <w:top w:w="80" w:type="dxa"/>
-              <w:bottom w:w="80" w:type="dxa"/>
-              <w:left w:w="100" w:type="dxa"/>
-              <w:right w:w="100" w:type="dxa"/>
-            </w:tcMar>
           </w:tcPr>
           <w:p>
             <w:r>
@@ -1197,17 +894,8 @@
           <w:tcPr>
             <w:tcW w:type="dxa" w:w="2484"/>
             <w:shd w:fill="F7FAFC"/>
-            <w:tcMar>
-              <w:top w:w="80" w:type="dxa"/>
-              <w:bottom w:w="80" w:type="dxa"/>
-              <w:left w:w="100" w:type="dxa"/>
-              <w:right w:w="100" w:type="dxa"/>
-            </w:tcMar>
           </w:tcPr>
           <w:p>
-            <w:pPr>
-              <w:jc w:val="center"/>
-            </w:pPr>
             <w:r>
               <w:rPr>
                 <w:rFonts w:ascii="微軟正黑體" w:hAnsi="微軟正黑體"/>
@@ -1221,17 +909,8 @@
           <w:tcPr>
             <w:tcW w:type="dxa" w:w="2484"/>
             <w:shd w:fill="F7FAFC"/>
-            <w:tcMar>
-              <w:top w:w="80" w:type="dxa"/>
-              <w:bottom w:w="80" w:type="dxa"/>
-              <w:left w:w="100" w:type="dxa"/>
-              <w:right w:w="100" w:type="dxa"/>
-            </w:tcMar>
           </w:tcPr>
           <w:p>
-            <w:pPr>
-              <w:jc w:val="center"/>
-            </w:pPr>
             <w:r>
               <w:rPr>
                 <w:rFonts w:ascii="微軟正黑體" w:hAnsi="微軟正黑體"/>
@@ -1246,18 +925,8 @@
         <w:tc>
           <w:tcPr>
             <w:tcW w:type="dxa" w:w="2484"/>
-            <w:shd w:fill="FFFFFF"/>
-            <w:tcMar>
-              <w:top w:w="80" w:type="dxa"/>
-              <w:bottom w:w="80" w:type="dxa"/>
-              <w:left w:w="100" w:type="dxa"/>
-              <w:right w:w="100" w:type="dxa"/>
-            </w:tcMar>
           </w:tcPr>
           <w:p>
-            <w:pPr>
-              <w:jc w:val="center"/>
-            </w:pPr>
             <w:r>
               <w:rPr>
                 <w:rFonts w:ascii="微軟正黑體" w:hAnsi="微軟正黑體"/>
@@ -1270,13 +939,6 @@
         <w:tc>
           <w:tcPr>
             <w:tcW w:type="dxa" w:w="2484"/>
-            <w:shd w:fill="FFFFFF"/>
-            <w:tcMar>
-              <w:top w:w="80" w:type="dxa"/>
-              <w:bottom w:w="80" w:type="dxa"/>
-              <w:left w:w="100" w:type="dxa"/>
-              <w:right w:w="100" w:type="dxa"/>
-            </w:tcMar>
           </w:tcPr>
           <w:p>
             <w:r>
@@ -1291,18 +953,8 @@
         <w:tc>
           <w:tcPr>
             <w:tcW w:type="dxa" w:w="2484"/>
-            <w:shd w:fill="FFFFFF"/>
-            <w:tcMar>
-              <w:top w:w="80" w:type="dxa"/>
-              <w:bottom w:w="80" w:type="dxa"/>
-              <w:left w:w="100" w:type="dxa"/>
-              <w:right w:w="100" w:type="dxa"/>
-            </w:tcMar>
           </w:tcPr>
           <w:p>
-            <w:pPr>
-              <w:jc w:val="center"/>
-            </w:pPr>
             <w:r>
               <w:rPr>
                 <w:rFonts w:ascii="微軟正黑體" w:hAnsi="微軟正黑體"/>
@@ -1315,18 +967,8 @@
         <w:tc>
           <w:tcPr>
             <w:tcW w:type="dxa" w:w="2484"/>
-            <w:shd w:fill="FFFFFF"/>
-            <w:tcMar>
-              <w:top w:w="80" w:type="dxa"/>
-              <w:bottom w:w="80" w:type="dxa"/>
-              <w:left w:w="100" w:type="dxa"/>
-              <w:right w:w="100" w:type="dxa"/>
-            </w:tcMar>
           </w:tcPr>
           <w:p>
-            <w:pPr>
-              <w:jc w:val="center"/>
-            </w:pPr>
             <w:r>
               <w:rPr>
                 <w:rFonts w:ascii="微軟正黑體" w:hAnsi="微軟正黑體"/>
@@ -1342,17 +984,8 @@
           <w:tcPr>
             <w:tcW w:type="dxa" w:w="2484"/>
             <w:shd w:fill="F7FAFC"/>
-            <w:tcMar>
-              <w:top w:w="80" w:type="dxa"/>
-              <w:bottom w:w="80" w:type="dxa"/>
-              <w:left w:w="100" w:type="dxa"/>
-              <w:right w:w="100" w:type="dxa"/>
-            </w:tcMar>
           </w:tcPr>
           <w:p>
-            <w:pPr>
-              <w:jc w:val="center"/>
-            </w:pPr>
             <w:r>
               <w:rPr>
                 <w:rFonts w:ascii="微軟正黑體" w:hAnsi="微軟正黑體"/>
@@ -1366,12 +999,6 @@
           <w:tcPr>
             <w:tcW w:type="dxa" w:w="2484"/>
             <w:shd w:fill="F7FAFC"/>
-            <w:tcMar>
-              <w:top w:w="80" w:type="dxa"/>
-              <w:bottom w:w="80" w:type="dxa"/>
-              <w:left w:w="100" w:type="dxa"/>
-              <w:right w:w="100" w:type="dxa"/>
-            </w:tcMar>
           </w:tcPr>
           <w:p>
             <w:r>
@@ -1387,17 +1014,8 @@
           <w:tcPr>
             <w:tcW w:type="dxa" w:w="2484"/>
             <w:shd w:fill="F7FAFC"/>
-            <w:tcMar>
-              <w:top w:w="80" w:type="dxa"/>
-              <w:bottom w:w="80" w:type="dxa"/>
-              <w:left w:w="100" w:type="dxa"/>
-              <w:right w:w="100" w:type="dxa"/>
-            </w:tcMar>
           </w:tcPr>
           <w:p>
-            <w:pPr>
-              <w:jc w:val="center"/>
-            </w:pPr>
             <w:r>
               <w:rPr>
                 <w:rFonts w:ascii="微軟正黑體" w:hAnsi="微軟正黑體"/>
@@ -1411,17 +1029,8 @@
           <w:tcPr>
             <w:tcW w:type="dxa" w:w="2484"/>
             <w:shd w:fill="F7FAFC"/>
-            <w:tcMar>
-              <w:top w:w="80" w:type="dxa"/>
-              <w:bottom w:w="80" w:type="dxa"/>
-              <w:left w:w="100" w:type="dxa"/>
-              <w:right w:w="100" w:type="dxa"/>
-            </w:tcMar>
           </w:tcPr>
           <w:p>
-            <w:pPr>
-              <w:jc w:val="center"/>
-            </w:pPr>
             <w:r>
               <w:rPr>
                 <w:rFonts w:ascii="微軟正黑體" w:hAnsi="微軟正黑體"/>
@@ -1436,18 +1045,8 @@
         <w:tc>
           <w:tcPr>
             <w:tcW w:type="dxa" w:w="2484"/>
-            <w:shd w:fill="FFFFFF"/>
-            <w:tcMar>
-              <w:top w:w="80" w:type="dxa"/>
-              <w:bottom w:w="80" w:type="dxa"/>
-              <w:left w:w="100" w:type="dxa"/>
-              <w:right w:w="100" w:type="dxa"/>
-            </w:tcMar>
           </w:tcPr>
           <w:p>
-            <w:pPr>
-              <w:jc w:val="center"/>
-            </w:pPr>
             <w:r>
               <w:rPr>
                 <w:rFonts w:ascii="微軟正黑體" w:hAnsi="微軟正黑體"/>
@@ -1460,13 +1059,6 @@
         <w:tc>
           <w:tcPr>
             <w:tcW w:type="dxa" w:w="2484"/>
-            <w:shd w:fill="FFFFFF"/>
-            <w:tcMar>
-              <w:top w:w="80" w:type="dxa"/>
-              <w:bottom w:w="80" w:type="dxa"/>
-              <w:left w:w="100" w:type="dxa"/>
-              <w:right w:w="100" w:type="dxa"/>
-            </w:tcMar>
           </w:tcPr>
           <w:p>
             <w:r>
@@ -1481,18 +1073,8 @@
         <w:tc>
           <w:tcPr>
             <w:tcW w:type="dxa" w:w="2484"/>
-            <w:shd w:fill="FFFFFF"/>
-            <w:tcMar>
-              <w:top w:w="80" w:type="dxa"/>
-              <w:bottom w:w="80" w:type="dxa"/>
-              <w:left w:w="100" w:type="dxa"/>
-              <w:right w:w="100" w:type="dxa"/>
-            </w:tcMar>
           </w:tcPr>
           <w:p>
-            <w:pPr>
-              <w:jc w:val="center"/>
-            </w:pPr>
             <w:r>
               <w:rPr>
                 <w:rFonts w:ascii="微軟正黑體" w:hAnsi="微軟正黑體"/>
@@ -1505,18 +1087,8 @@
         <w:tc>
           <w:tcPr>
             <w:tcW w:type="dxa" w:w="2484"/>
-            <w:shd w:fill="FFFFFF"/>
-            <w:tcMar>
-              <w:top w:w="80" w:type="dxa"/>
-              <w:bottom w:w="80" w:type="dxa"/>
-              <w:left w:w="100" w:type="dxa"/>
-              <w:right w:w="100" w:type="dxa"/>
-            </w:tcMar>
           </w:tcPr>
           <w:p>
-            <w:pPr>
-              <w:jc w:val="center"/>
-            </w:pPr>
             <w:r>
               <w:rPr>
                 <w:rFonts w:ascii="微軟正黑體" w:hAnsi="微軟正黑體"/>
@@ -1528,21 +1100,6 @@
         </w:tc>
       </w:tr>
     </w:tbl>
-    <w:p>
-      <w:pPr>
-        <w:jc w:val="right"/>
-      </w:pPr>
-      <w:r>
-        <w:rPr>
-          <w:rFonts w:ascii="微軟正黑體" w:hAnsi="微軟正黑體"/>
-          <w:color w:val="718096"/>
-          <w:sz w:val="17"/>
-        </w:rPr>
-        <w:br/>
-        <w:br/>
-        <w:t>台積電股份有限公司 PANTECH INTERNATIONAL INC.   |   表單編號：FR-MR09 v.01</w:t>
-      </w:r>
-    </w:p>
     <w:sectPr>
       <w:pgSz w:w="12240" w:h="15840"/>
       <w:pgMar w:top="1152" w:right="1152" w:bottom="1152" w:left="1152" w:header="720" w:footer="720" w:gutter="0"/>

--- a/常見的AI應用/實戰範例/SQE品保會議與表單自動化/FR-MR09_會議記錄表_已完成.docx
+++ b/常見的AI應用/實戰範例/SQE品保會議與表單自動化/FR-MR09_會議記錄表_已完成.docx
@@ -3234,32 +3234,6 @@
           <w:p>
             <w:pPr>
               <w:pStyle w:val="內文"/>
-              <w:bidi w:val="0"/>
-              <w:ind w:left="0" w:right="0" w:firstLine="0"/>
-              <w:jc w:val="left"/>
-              <w:rPr>
-                <w:rFonts w:ascii="標楷體" w:cs="標楷體" w:hAnsi="標楷體" w:eastAsia="標楷體"/>
-                <w:b w:val="1"/>
-                <w:bCs w:val="1"/>
-                <w:shd w:val="nil" w:color="auto" w:fill="auto"/>
-                <w:rtl w:val="0"/>
-              </w:rPr>
-            </w:pPr>
-            <w:r>
-              <w:rPr>
-                <w:rFonts w:ascii="標楷體" w:cs="標楷體" w:hAnsi="標楷體" w:eastAsia="標楷體"/>
-                <w:b w:val="1"/>
-                <w:bCs w:val="1"/>
-                <w:shd w:val="nil" w:color="auto" w:fill="auto"/>
-                <w:rtl w:val="0"/>
-                <w:lang w:val="en-US"/>
-              </w:rPr>
-              <w:t xml:space="preserve">建議採取對照試驗：以 19.5°-20° 5pcs 進行組裝時間與功能驗證。</w:t>
-            </w:r>
-          </w:p>
-          <w:p>
-            <w:pPr>
-              <w:pStyle w:val="內文"/>
               <w:numPr>
                 <w:ilvl w:val="0"/>
                 <w:numId w:val="1"/>
@@ -3284,33 +3258,7 @@
                 <w:rtl w:val="0"/>
                 <w:lang w:val="en-US"/>
               </w:rPr>
-              <w:t xml:space="preserve">比較項目：組裝時間、調整次數、啟動行程、功能結果、不良率、操作難易度。</w:t>
-            </w:r>
-          </w:p>
-          <w:p>
-            <w:pPr>
-              <w:pStyle w:val="內文"/>
-              <w:bidi w:val="0"/>
-              <w:ind w:left="0" w:right="0" w:firstLine="0"/>
-              <w:jc w:val="left"/>
-              <w:rPr>
-                <w:rFonts w:ascii="標楷體" w:cs="標楷體" w:hAnsi="標楷體" w:eastAsia="標楷體"/>
-                <w:b w:val="1"/>
-                <w:bCs w:val="1"/>
-                <w:shd w:val="nil" w:color="auto" w:fill="auto"/>
-                <w:rtl w:val="0"/>
-              </w:rPr>
-            </w:pPr>
-            <w:r>
-              <w:rPr>
-                <w:rFonts w:ascii="標楷體" w:cs="標楷體" w:hAnsi="標楷體" w:eastAsia="標楷體"/>
-                <w:b w:val="1"/>
-                <w:bCs w:val="1"/>
-                <w:shd w:val="nil" w:color="auto" w:fill="auto"/>
-                <w:rtl w:val="0"/>
-                <w:lang w:val="en-US"/>
-              </w:rPr>
-              <w:t xml:space="preserve">2.5 會議結論:</w:t>
+              <w:t xml:space="preserve">建議採取對照試驗：組別 1組、角度 19.5°-20°、數量 5pcs、驗證項目 組裝時間與功能。</w:t>
             </w:r>
           </w:p>
           <w:p>
@@ -3340,7 +3288,33 @@
                 <w:rtl w:val="0"/>
                 <w:lang w:val="en-US"/>
               </w:rPr>
-              <w:t xml:space="preserve">暫不直接放寬角度公差，先進行 5pcs 小批量對照試驗。</w:t>
+              <w:t xml:space="preserve">比較項目：組裝時間、調整次數、啟動行程、功能結果、不良率、操作難易度。</w:t>
+            </w:r>
+          </w:p>
+          <w:p>
+            <w:pPr>
+              <w:pStyle w:val="內文"/>
+              <w:bidi w:val="0"/>
+              <w:ind w:left="0" w:right="0" w:firstLine="0"/>
+              <w:jc w:val="left"/>
+              <w:rPr>
+                <w:rFonts w:ascii="標楷體" w:cs="標楷體" w:hAnsi="標楷體" w:eastAsia="標楷體"/>
+                <w:b w:val="1"/>
+                <w:bCs w:val="1"/>
+                <w:shd w:val="nil" w:color="auto" w:fill="auto"/>
+                <w:rtl w:val="0"/>
+              </w:rPr>
+            </w:pPr>
+            <w:r>
+              <w:rPr>
+                <w:rFonts w:ascii="標楷體" w:cs="標楷體" w:hAnsi="標楷體" w:eastAsia="標楷體"/>
+                <w:b w:val="1"/>
+                <w:bCs w:val="1"/>
+                <w:shd w:val="nil" w:color="auto" w:fill="auto"/>
+                <w:rtl w:val="0"/>
+                <w:lang w:val="en-US"/>
+              </w:rPr>
+              <w:t xml:space="preserve">2.5 會議結論:</w:t>
             </w:r>
           </w:p>
           <w:p>
@@ -3370,7 +3344,157 @@
                 <w:rtl w:val="0"/>
                 <w:lang w:val="en-US"/>
               </w:rPr>
-              <w:t xml:space="preserve">若放寬後明顯增加組裝困難，維持原規格並要求供應商（承化）自費改善；若仍無法改善則啟動竹翔開模備案。</w:t>
+              <w:t xml:space="preserve">暫不直接放寬角度公差。</w:t>
+            </w:r>
+          </w:p>
+          <w:p>
+            <w:pPr>
+              <w:pStyle w:val="內文"/>
+              <w:numPr>
+                <w:ilvl w:val="0"/>
+                <w:numId w:val="1"/>
+              </w:numPr>
+              <w:bidi w:val="0"/>
+              <w:ind w:right="0"/>
+              <w:jc w:val="left"/>
+              <w:rPr>
+                <w:rFonts w:ascii="標楷體" w:cs="標楷體" w:hAnsi="標楷體" w:eastAsia="標楷體"/>
+                <w:b w:val="1"/>
+                <w:bCs w:val="1"/>
+                <w:rtl w:val="0"/>
+                <w:lang w:val="en-US"/>
+              </w:rPr>
+            </w:pPr>
+            <w:r>
+              <w:rPr>
+                <w:rFonts w:ascii="標楷體" w:cs="標楷體" w:hAnsi="標楷體" w:eastAsia="標楷體"/>
+                <w:b w:val="1"/>
+                <w:bCs w:val="1"/>
+                <w:shd w:val="nil" w:color="auto" w:fill="auto"/>
+                <w:rtl w:val="0"/>
+                <w:lang w:val="en-US"/>
+              </w:rPr>
+              <w:t xml:space="preserve">先進行小批量對照試驗，建議以 5pcs 進行初步驗證。</w:t>
+            </w:r>
+          </w:p>
+          <w:p>
+            <w:pPr>
+              <w:pStyle w:val="內文"/>
+              <w:numPr>
+                <w:ilvl w:val="0"/>
+                <w:numId w:val="1"/>
+              </w:numPr>
+              <w:bidi w:val="0"/>
+              <w:ind w:right="0"/>
+              <w:jc w:val="left"/>
+              <w:rPr>
+                <w:rFonts w:ascii="標楷體" w:cs="標楷體" w:hAnsi="標楷體" w:eastAsia="標楷體"/>
+                <w:b w:val="1"/>
+                <w:bCs w:val="1"/>
+                <w:rtl w:val="0"/>
+                <w:lang w:val="en-US"/>
+              </w:rPr>
+            </w:pPr>
+            <w:r>
+              <w:rPr>
+                <w:rFonts w:ascii="標楷體" w:cs="標楷體" w:hAnsi="標楷體" w:eastAsia="標楷體"/>
+                <w:b w:val="1"/>
+                <w:bCs w:val="1"/>
+                <w:shd w:val="nil" w:color="auto" w:fill="auto"/>
+                <w:rtl w:val="0"/>
+                <w:lang w:val="en-US"/>
+              </w:rPr>
+              <w:t xml:space="preserve">測試時應盡量維持其他零件及製程條件不變，以降低公差影響來源。</w:t>
+            </w:r>
+          </w:p>
+          <w:p>
+            <w:pPr>
+              <w:pStyle w:val="內文"/>
+              <w:numPr>
+                <w:ilvl w:val="0"/>
+                <w:numId w:val="1"/>
+              </w:numPr>
+              <w:bidi w:val="0"/>
+              <w:ind w:right="0"/>
+              <w:jc w:val="left"/>
+              <w:rPr>
+                <w:rFonts w:ascii="標楷體" w:cs="標楷體" w:hAnsi="標楷體" w:eastAsia="標楷體"/>
+                <w:b w:val="1"/>
+                <w:bCs w:val="1"/>
+                <w:rtl w:val="0"/>
+                <w:lang w:val="en-US"/>
+              </w:rPr>
+            </w:pPr>
+            <w:r>
+              <w:rPr>
+                <w:rFonts w:ascii="標楷體" w:cs="標楷體" w:hAnsi="標楷體" w:eastAsia="標楷體"/>
+                <w:b w:val="1"/>
+                <w:bCs w:val="1"/>
+                <w:shd w:val="nil" w:color="auto" w:fill="auto"/>
+                <w:rtl w:val="0"/>
+                <w:lang w:val="en-US"/>
+              </w:rPr>
+              <w:t xml:space="preserve">若 ±0.5° 與 19.5°-20° 角度條件在實際組裝上沒有明顯差異，再進一步評估規格調整。</w:t>
+            </w:r>
+          </w:p>
+          <w:p>
+            <w:pPr>
+              <w:pStyle w:val="內文"/>
+              <w:numPr>
+                <w:ilvl w:val="0"/>
+                <w:numId w:val="1"/>
+              </w:numPr>
+              <w:bidi w:val="0"/>
+              <w:ind w:right="0"/>
+              <w:jc w:val="left"/>
+              <w:rPr>
+                <w:rFonts w:ascii="標楷體" w:cs="標楷體" w:hAnsi="標楷體" w:eastAsia="標楷體"/>
+                <w:b w:val="1"/>
+                <w:bCs w:val="1"/>
+                <w:rtl w:val="0"/>
+                <w:lang w:val="en-US"/>
+              </w:rPr>
+            </w:pPr>
+            <w:r>
+              <w:rPr>
+                <w:rFonts w:ascii="標楷體" w:cs="標楷體" w:hAnsi="標楷體" w:eastAsia="標楷體"/>
+                <w:b w:val="1"/>
+                <w:bCs w:val="1"/>
+                <w:shd w:val="nil" w:color="auto" w:fill="auto"/>
+                <w:rtl w:val="0"/>
+                <w:lang w:val="en-US"/>
+              </w:rPr>
+              <w:t xml:space="preserve">若放寬後明顯增加組裝困難，則維持原規格並要求供應商改善製程。</w:t>
+            </w:r>
+          </w:p>
+          <w:p>
+            <w:pPr>
+              <w:pStyle w:val="內文"/>
+              <w:numPr>
+                <w:ilvl w:val="0"/>
+                <w:numId w:val="1"/>
+              </w:numPr>
+              <w:bidi w:val="0"/>
+              <w:ind w:right="0"/>
+              <w:jc w:val="left"/>
+              <w:rPr>
+                <w:rFonts w:ascii="標楷體" w:cs="標楷體" w:hAnsi="標楷體" w:eastAsia="標楷體"/>
+                <w:b w:val="1"/>
+                <w:bCs w:val="1"/>
+                <w:rtl w:val="0"/>
+                <w:lang w:val="en-US"/>
+              </w:rPr>
+            </w:pPr>
+            <w:r>
+              <w:rPr>
+                <w:rFonts w:ascii="標楷體" w:cs="標楷體" w:hAnsi="標楷體" w:eastAsia="標楷體"/>
+                <w:b w:val="1"/>
+                <w:bCs w:val="1"/>
+                <w:shd w:val="nil" w:color="auto" w:fill="auto"/>
+                <w:rtl w:val="0"/>
+                <w:lang w:val="en-US"/>
+              </w:rPr>
+              <w:t xml:space="preserve">承化若無法改善角度問題，後續需請竹翔開模試做。</w:t>
             </w:r>
           </w:p>
         </w:tc>
@@ -3523,7 +3647,7 @@
                 <w:rtl w:val="0"/>
                 <w:lang w:val="en-US"/>
               </w:rPr>
-              <w:t xml:space="preserve">目前已有 3pcs樣品在鑫將完成試作驗證OK。原熱處理廠（國泰）有黑痕問題，轉由鑫將執行。</w:t>
+              <w:t xml:space="preserve">目前已有 3pcs樣品在鑫將完成試作驗證OK。</w:t>
             </w:r>
           </w:p>
           <w:p>
@@ -3553,7 +3677,7 @@
                 <w:rtl w:val="0"/>
                 <w:lang w:val="en-US"/>
               </w:rPr>
-              <w:t xml:space="preserve">後續規劃進行 80pcs試作，作為正式製程導入前的驗證批。</w:t>
+              <w:t xml:space="preserve">原熱處理製程在國泰執行時有黑痕問題，因此目前規劃將熱處理製程轉由鑫將執行，後續再進行噴砂及加工。</w:t>
             </w:r>
           </w:p>
           <w:p>
@@ -3583,33 +3707,7 @@
                 <w:rtl w:val="0"/>
                 <w:lang w:val="en-US"/>
               </w:rPr>
-              <w:t xml:space="preserve">80pcs 要完整走過：加工 → 熱處理 → 噴砂 → 後續加工 → 電鍍 → 檢驗 → 製程確認。</w:t>
-            </w:r>
-          </w:p>
-          <w:p>
-            <w:pPr>
-              <w:pStyle w:val="內文"/>
-              <w:bidi w:val="0"/>
-              <w:ind w:left="0" w:right="0" w:firstLine="0"/>
-              <w:jc w:val="left"/>
-              <w:rPr>
-                <w:rFonts w:ascii="標楷體" w:cs="標楷體" w:hAnsi="標楷體" w:eastAsia="標楷體"/>
-                <w:b w:val="1"/>
-                <w:bCs w:val="1"/>
-                <w:shd w:val="nil" w:color="auto" w:fill="auto"/>
-                <w:rtl w:val="0"/>
-              </w:rPr>
-            </w:pPr>
-            <w:r>
-              <w:rPr>
-                <w:rFonts w:ascii="標楷體" w:cs="標楷體" w:hAnsi="標楷體" w:eastAsia="標楷體"/>
-                <w:b w:val="1"/>
-                <w:bCs w:val="1"/>
-                <w:shd w:val="nil" w:color="auto" w:fill="auto"/>
-                <w:rtl w:val="0"/>
-                <w:lang w:val="en-US"/>
-              </w:rPr>
-              <w:t xml:space="preserve">3.2 重要品質要求:</w:t>
+              <w:t xml:space="preserve">後續規劃進行 80pcs試作，作為正式製程導入前的驗證批。</w:t>
             </w:r>
           </w:p>
           <w:p>
@@ -3639,7 +3737,7 @@
                 <w:rtl w:val="0"/>
                 <w:lang w:val="en-US"/>
               </w:rPr>
-              <w:t xml:space="preserve">熱處理後可能影響零件尺寸及形狀，不能只驗證熱處理後外觀，必須完成全製程後確認尺寸與功能。</w:t>
+              <w:t xml:space="preserve">80pcs並非單純量產，而是要完整走過：加工 ➔ 熱處理 ➔ 噴砂 ➔ 後續加工 ➔ 電鍍 ➔ 檢驗 ➔ 製程確認。</w:t>
             </w:r>
           </w:p>
           <w:p>
@@ -3665,7 +3763,7 @@
                 <w:rtl w:val="0"/>
                 <w:lang w:val="en-US"/>
               </w:rPr>
-              <w:t xml:space="preserve">3.3 會議結論:</w:t>
+              <w:t xml:space="preserve">3.2 重要品質要求:</w:t>
             </w:r>
           </w:p>
           <w:p>
@@ -3695,7 +3793,243 @@
                 <w:rtl w:val="0"/>
                 <w:lang w:val="en-US"/>
               </w:rPr>
-              <w:t xml:space="preserve">80pcs試作案繼續執行，需完整走完製程並檢驗合格後方能作為量產依據。</w:t>
+              <w:t xml:space="preserve">熱處理後可能影響零件尺寸及形狀，因此不能只驗證熱處理完成後的外觀。</w:t>
+            </w:r>
+          </w:p>
+          <w:p>
+            <w:pPr>
+              <w:pStyle w:val="內文"/>
+              <w:numPr>
+                <w:ilvl w:val="0"/>
+                <w:numId w:val="1"/>
+              </w:numPr>
+              <w:bidi w:val="0"/>
+              <w:ind w:right="0"/>
+              <w:jc w:val="left"/>
+              <w:rPr>
+                <w:rFonts w:ascii="標楷體" w:cs="標楷體" w:hAnsi="標楷體" w:eastAsia="標楷體"/>
+                <w:b w:val="1"/>
+                <w:bCs w:val="1"/>
+                <w:rtl w:val="0"/>
+                <w:lang w:val="en-US"/>
+              </w:rPr>
+            </w:pPr>
+            <w:r>
+              <w:rPr>
+                <w:rFonts w:ascii="標楷體" w:cs="標楷體" w:hAnsi="標楷體" w:eastAsia="標楷體"/>
+                <w:b w:val="1"/>
+                <w:bCs w:val="1"/>
+                <w:shd w:val="nil" w:color="auto" w:fill="auto"/>
+                <w:rtl w:val="0"/>
+                <w:lang w:val="en-US"/>
+              </w:rPr>
+              <w:t xml:space="preserve">必須完成整個製程後，再確認尺寸、功能及品質。</w:t>
+            </w:r>
+          </w:p>
+          <w:p>
+            <w:pPr>
+              <w:pStyle w:val="內文"/>
+              <w:numPr>
+                <w:ilvl w:val="0"/>
+                <w:numId w:val="1"/>
+              </w:numPr>
+              <w:bidi w:val="0"/>
+              <w:ind w:right="0"/>
+              <w:jc w:val="left"/>
+              <w:rPr>
+                <w:rFonts w:ascii="標楷體" w:cs="標楷體" w:hAnsi="標楷體" w:eastAsia="標楷體"/>
+                <w:b w:val="1"/>
+                <w:bCs w:val="1"/>
+                <w:rtl w:val="0"/>
+                <w:lang w:val="en-US"/>
+              </w:rPr>
+            </w:pPr>
+            <w:r>
+              <w:rPr>
+                <w:rFonts w:ascii="標楷體" w:cs="標楷體" w:hAnsi="標楷體" w:eastAsia="標楷體"/>
+                <w:b w:val="1"/>
+                <w:bCs w:val="1"/>
+                <w:shd w:val="nil" w:color="auto" w:fill="auto"/>
+                <w:rtl w:val="0"/>
+                <w:lang w:val="en-US"/>
+              </w:rPr>
+              <w:t xml:space="preserve">試作結果若OK，才能作為後續正式量產製程的依據。</w:t>
+            </w:r>
+          </w:p>
+          <w:p>
+            <w:pPr>
+              <w:pStyle w:val="內文"/>
+              <w:bidi w:val="0"/>
+              <w:ind w:left="0" w:right="0" w:firstLine="0"/>
+              <w:jc w:val="left"/>
+              <w:rPr>
+                <w:rFonts w:ascii="標楷體" w:cs="標楷體" w:hAnsi="標楷體" w:eastAsia="標楷體"/>
+                <w:b w:val="1"/>
+                <w:bCs w:val="1"/>
+                <w:shd w:val="nil" w:color="auto" w:fill="auto"/>
+                <w:rtl w:val="0"/>
+              </w:rPr>
+            </w:pPr>
+            <w:r>
+              <w:rPr>
+                <w:rFonts w:ascii="標楷體" w:cs="標楷體" w:hAnsi="標楷體" w:eastAsia="標楷體"/>
+                <w:b w:val="1"/>
+                <w:bCs w:val="1"/>
+                <w:shd w:val="nil" w:color="auto" w:fill="auto"/>
+                <w:rtl w:val="0"/>
+                <w:lang w:val="en-US"/>
+              </w:rPr>
+              <w:t xml:space="preserve">3.3 會議結論:</w:t>
+            </w:r>
+          </w:p>
+          <w:p>
+            <w:pPr>
+              <w:pStyle w:val="內文"/>
+              <w:numPr>
+                <w:ilvl w:val="0"/>
+                <w:numId w:val="1"/>
+              </w:numPr>
+              <w:bidi w:val="0"/>
+              <w:ind w:right="0"/>
+              <w:jc w:val="left"/>
+              <w:rPr>
+                <w:rFonts w:ascii="標楷體" w:cs="標楷體" w:hAnsi="標楷體" w:eastAsia="標楷體"/>
+                <w:b w:val="1"/>
+                <w:bCs w:val="1"/>
+                <w:rtl w:val="0"/>
+                <w:lang w:val="en-US"/>
+              </w:rPr>
+            </w:pPr>
+            <w:r>
+              <w:rPr>
+                <w:rFonts w:ascii="標楷體" w:cs="標楷體" w:hAnsi="標楷體" w:eastAsia="標楷體"/>
+                <w:b w:val="1"/>
+                <w:bCs w:val="1"/>
+                <w:shd w:val="nil" w:color="auto" w:fill="auto"/>
+                <w:rtl w:val="0"/>
+                <w:lang w:val="en-US"/>
+              </w:rPr>
+              <w:t xml:space="preserve">80pcs試作案繼續執行。</w:t>
+            </w:r>
+          </w:p>
+          <w:p>
+            <w:pPr>
+              <w:pStyle w:val="內文"/>
+              <w:numPr>
+                <w:ilvl w:val="0"/>
+                <w:numId w:val="1"/>
+              </w:numPr>
+              <w:bidi w:val="0"/>
+              <w:ind w:right="0"/>
+              <w:jc w:val="left"/>
+              <w:rPr>
+                <w:rFonts w:ascii="標楷體" w:cs="標楷體" w:hAnsi="標楷體" w:eastAsia="標楷體"/>
+                <w:b w:val="1"/>
+                <w:bCs w:val="1"/>
+                <w:rtl w:val="0"/>
+                <w:lang w:val="en-US"/>
+              </w:rPr>
+            </w:pPr>
+            <w:r>
+              <w:rPr>
+                <w:rFonts w:ascii="標楷體" w:cs="標楷體" w:hAnsi="標楷體" w:eastAsia="標楷體"/>
+                <w:b w:val="1"/>
+                <w:bCs w:val="1"/>
+                <w:shd w:val="nil" w:color="auto" w:fill="auto"/>
+                <w:rtl w:val="0"/>
+                <w:lang w:val="en-US"/>
+              </w:rPr>
+              <w:t xml:space="preserve">3pcs樣品OK只能作為初步驗證，不能直接視為量產製程已完全穩定。</w:t>
+            </w:r>
+          </w:p>
+          <w:p>
+            <w:pPr>
+              <w:pStyle w:val="內文"/>
+              <w:numPr>
+                <w:ilvl w:val="0"/>
+                <w:numId w:val="1"/>
+              </w:numPr>
+              <w:bidi w:val="0"/>
+              <w:ind w:right="0"/>
+              <w:jc w:val="left"/>
+              <w:rPr>
+                <w:rFonts w:ascii="標楷體" w:cs="標楷體" w:hAnsi="標楷體" w:eastAsia="標楷體"/>
+                <w:b w:val="1"/>
+                <w:bCs w:val="1"/>
+                <w:rtl w:val="0"/>
+                <w:lang w:val="en-US"/>
+              </w:rPr>
+            </w:pPr>
+            <w:r>
+              <w:rPr>
+                <w:rFonts w:ascii="標楷體" w:cs="標楷體" w:hAnsi="標楷體" w:eastAsia="標楷體"/>
+                <w:b w:val="1"/>
+                <w:bCs w:val="1"/>
+                <w:shd w:val="nil" w:color="auto" w:fill="auto"/>
+                <w:rtl w:val="0"/>
+                <w:lang w:val="en-US"/>
+              </w:rPr>
+              <w:t xml:space="preserve">80pcs需完整走完製程並進行檢驗。</w:t>
+            </w:r>
+          </w:p>
+          <w:p>
+            <w:pPr>
+              <w:pStyle w:val="內文"/>
+              <w:numPr>
+                <w:ilvl w:val="0"/>
+                <w:numId w:val="1"/>
+              </w:numPr>
+              <w:bidi w:val="0"/>
+              <w:ind w:right="0"/>
+              <w:jc w:val="left"/>
+              <w:rPr>
+                <w:rFonts w:ascii="標楷體" w:cs="標楷體" w:hAnsi="標楷體" w:eastAsia="標楷體"/>
+                <w:b w:val="1"/>
+                <w:bCs w:val="1"/>
+                <w:rtl w:val="0"/>
+                <w:lang w:val="en-US"/>
+              </w:rPr>
+            </w:pPr>
+            <w:r>
+              <w:rPr>
+                <w:rFonts w:ascii="標楷體" w:cs="標楷體" w:hAnsi="標楷體" w:eastAsia="標楷體"/>
+                <w:b w:val="1"/>
+                <w:bCs w:val="1"/>
+                <w:shd w:val="nil" w:color="auto" w:fill="auto"/>
+                <w:rtl w:val="0"/>
+                <w:lang w:val="en-US"/>
+              </w:rPr>
+              <w:t xml:space="preserve">後續若80pcs驗證OK，即可依確認後的標準製程執行。</w:t>
+            </w:r>
+          </w:p>
+          <w:p>
+            <w:pPr>
+              <w:pStyle w:val="內文"/>
+              <w:numPr>
+                <w:ilvl w:val="0"/>
+                <w:numId w:val="1"/>
+              </w:numPr>
+              <w:bidi w:val="0"/>
+              <w:ind w:right="0"/>
+              <w:jc w:val="left"/>
+              <w:rPr>
+                <w:rFonts w:ascii="標楷體" w:cs="標楷體" w:hAnsi="標楷體" w:eastAsia="標楷體"/>
+                <w:b w:val="1"/>
+                <w:bCs w:val="1"/>
+                <w:rtl w:val="0"/>
+                <w:lang w:val="en-US"/>
+              </w:rPr>
+            </w:pPr>
+            <w:r>
+              <w:rPr>
+                <w:rFonts w:ascii="標楷體" w:cs="標楷體" w:hAnsi="標楷體" w:eastAsia="標楷體"/>
+                <w:b w:val="1"/>
+                <w:bCs w:val="1"/>
+                <w:shd w:val="nil" w:color="auto" w:fill="auto"/>
+                <w:rtl w:val="0"/>
+                <w:lang w:val="en-US"/>
+              </w:rPr>
+              <w:t xml:space="preserve">若80pcs仍出現異常，需重新檢討熱處理／加工製程及供應商能力。</w:t>
             </w:r>
           </w:p>
         </w:tc>
